--- a/Practicas Preprofesionales/Editables/01MerinoCartaCompromiso.docx
+++ b/Practicas Preprofesionales/Editables/01MerinoCartaCompromiso.docx
@@ -128,11 +128,12 @@
           <w:szCs w:val="20"/>
           <w:lang w:val="es-ES" w:eastAsia="es-ES"/>
         </w:rPr>
-        <w:t>el</w:t>
-      </w:r>
-      <w:r>
-        <w:rPr>
-          <w:rFonts w:ascii="Times New Roman" w:eastAsia="Times New Roman" w:hAnsi="Times New Roman" w:cs="Times New Roman"/>
+        <w:t>la Ing. Verónica Patricia Villacís Altamirano</w:t>
+      </w:r>
+      <w:r>
+        <w:rPr>
+          <w:rFonts w:ascii="Times New Roman" w:eastAsia="Times New Roman" w:hAnsi="Times New Roman" w:cs="Times New Roman"/>
+          <w:color w:val="FF0000"/>
           <w:sz w:val="20"/>
           <w:szCs w:val="20"/>
           <w:lang w:val="es-ES" w:eastAsia="es-ES"/>
@@ -146,7 +147,52 @@
           <w:szCs w:val="20"/>
           <w:lang w:val="es-ES" w:eastAsia="es-ES"/>
         </w:rPr>
-        <w:t>Mgst. Sandino Jaramillo</w:t>
+        <w:t xml:space="preserve">en calidad de </w:t>
+      </w:r>
+      <w:r>
+        <w:rPr>
+          <w:rFonts w:ascii="Times New Roman" w:eastAsia="Times New Roman" w:hAnsi="Times New Roman" w:cs="Times New Roman"/>
+          <w:sz w:val="20"/>
+          <w:szCs w:val="20"/>
+          <w:lang w:val="es-ES" w:eastAsia="es-ES"/>
+        </w:rPr>
+        <w:t>Representante Legal</w:t>
+      </w:r>
+      <w:r>
+        <w:rPr>
+          <w:rFonts w:ascii="Times New Roman" w:eastAsia="Times New Roman" w:hAnsi="Times New Roman" w:cs="Times New Roman"/>
+          <w:sz w:val="20"/>
+          <w:szCs w:val="20"/>
+          <w:lang w:val="es-ES" w:eastAsia="es-ES"/>
+        </w:rPr>
+        <w:t xml:space="preserve"> de la</w:t>
+      </w:r>
+      <w:r>
+        <w:rPr>
+          <w:rFonts w:ascii="Times New Roman" w:eastAsia="Times New Roman" w:hAnsi="Times New Roman" w:cs="Times New Roman"/>
+          <w:sz w:val="20"/>
+          <w:szCs w:val="20"/>
+          <w:lang w:val="es-ES" w:eastAsia="es-ES"/>
+        </w:rPr>
+        <w:t xml:space="preserve"> empresa</w:t>
+      </w:r>
+      <w:r>
+        <w:rPr>
+          <w:rFonts w:ascii="Times New Roman" w:eastAsia="Times New Roman" w:hAnsi="Times New Roman" w:cs="Times New Roman"/>
+          <w:sz w:val="20"/>
+          <w:szCs w:val="20"/>
+          <w:lang w:val="es-ES" w:eastAsia="es-ES"/>
+        </w:rPr>
+        <w:t xml:space="preserve"> </w:t>
+      </w:r>
+      <w:r>
+        <w:rPr>
+          <w:rFonts w:ascii="Times New Roman" w:eastAsia="Times New Roman" w:hAnsi="Times New Roman" w:cs="Times New Roman"/>
+          <w:sz w:val="20"/>
+          <w:szCs w:val="20"/>
+          <w:lang w:val="es-ES" w:eastAsia="es-ES"/>
+        </w:rPr>
+        <w:t>U-LEARNINGCENTER ULC S.A.S</w:t>
       </w:r>
       <w:r>
         <w:rPr>
@@ -165,52 +211,6 @@
           <w:szCs w:val="20"/>
           <w:lang w:val="es-ES" w:eastAsia="es-ES"/>
         </w:rPr>
-        <w:t xml:space="preserve">en calidad de </w:t>
-      </w:r>
-      <w:r>
-        <w:rPr>
-          <w:rFonts w:ascii="Times New Roman" w:eastAsia="Times New Roman" w:hAnsi="Times New Roman" w:cs="Times New Roman"/>
-          <w:sz w:val="20"/>
-          <w:szCs w:val="20"/>
-          <w:lang w:val="es-ES" w:eastAsia="es-ES"/>
-        </w:rPr>
-        <w:t>Gerente de TI</w:t>
-      </w:r>
-      <w:r>
-        <w:rPr>
-          <w:rFonts w:ascii="Times New Roman" w:eastAsia="Times New Roman" w:hAnsi="Times New Roman" w:cs="Times New Roman"/>
-          <w:sz w:val="20"/>
-          <w:szCs w:val="20"/>
-          <w:lang w:val="es-ES" w:eastAsia="es-ES"/>
-        </w:rPr>
-        <w:t xml:space="preserve"> de la </w:t>
-      </w:r>
-      <w:r>
-        <w:rPr>
-          <w:rFonts w:ascii="Times New Roman" w:eastAsia="Times New Roman" w:hAnsi="Times New Roman" w:cs="Times New Roman"/>
-          <w:sz w:val="20"/>
-          <w:szCs w:val="20"/>
-          <w:lang w:val="es-ES" w:eastAsia="es-ES"/>
-        </w:rPr>
-        <w:t>U-LEARNINGCENTER ULC S.A.S</w:t>
-      </w:r>
-      <w:r>
-        <w:rPr>
-          <w:rFonts w:ascii="Times New Roman" w:eastAsia="Times New Roman" w:hAnsi="Times New Roman" w:cs="Times New Roman"/>
-          <w:color w:val="FF0000"/>
-          <w:sz w:val="20"/>
-          <w:szCs w:val="20"/>
-          <w:lang w:val="es-ES" w:eastAsia="es-ES"/>
-        </w:rPr>
-        <w:t xml:space="preserve"> </w:t>
-      </w:r>
-      <w:r>
-        <w:rPr>
-          <w:rFonts w:ascii="Times New Roman" w:eastAsia="Times New Roman" w:hAnsi="Times New Roman" w:cs="Times New Roman"/>
-          <w:sz w:val="20"/>
-          <w:szCs w:val="20"/>
-          <w:lang w:val="es-ES" w:eastAsia="es-ES"/>
-        </w:rPr>
         <w:t xml:space="preserve">que en adelante se denominará </w:t>
       </w:r>
       <w:r>
@@ -229,7 +229,16 @@
           <w:szCs w:val="20"/>
           <w:lang w:val="es-ES" w:eastAsia="es-ES"/>
         </w:rPr>
-        <w:t>la Institución</w:t>
+        <w:t xml:space="preserve">la </w:t>
+      </w:r>
+      <w:r>
+        <w:rPr>
+          <w:rFonts w:ascii="Times New Roman" w:eastAsia="Times New Roman" w:hAnsi="Times New Roman" w:cs="Times New Roman"/>
+          <w:sz w:val="20"/>
+          <w:szCs w:val="20"/>
+          <w:lang w:val="es-ES" w:eastAsia="es-ES"/>
+        </w:rPr>
+        <w:t>Empresa</w:t>
       </w:r>
       <w:r>
         <w:rPr>
@@ -463,7 +472,34 @@
           <w:szCs w:val="20"/>
           <w:lang w:val="es-ES" w:eastAsia="es-ES"/>
         </w:rPr>
-        <w:t>Merino Calderón Ednan Josué, con cédula de ciudadanía N°: 1718972597</w:t>
+        <w:t xml:space="preserve">Ednan Josué </w:t>
+      </w:r>
+      <w:r>
+        <w:rPr>
+          <w:rFonts w:ascii="Times New Roman" w:eastAsia="Times New Roman" w:hAnsi="Times New Roman" w:cs="Times New Roman"/>
+          <w:sz w:val="20"/>
+          <w:szCs w:val="20"/>
+          <w:lang w:val="es-ES" w:eastAsia="es-ES"/>
+        </w:rPr>
+        <w:t>Merino</w:t>
+      </w:r>
+      <w:r>
+        <w:rPr>
+          <w:rFonts w:ascii="Times New Roman" w:eastAsia="Times New Roman" w:hAnsi="Times New Roman" w:cs="Times New Roman"/>
+          <w:sz w:val="20"/>
+          <w:szCs w:val="20"/>
+          <w:lang w:val="es-ES" w:eastAsia="es-ES"/>
+        </w:rPr>
+        <w:t xml:space="preserve"> Calderón</w:t>
+      </w:r>
+      <w:r>
+        <w:rPr>
+          <w:rFonts w:ascii="Times New Roman" w:eastAsia="Times New Roman" w:hAnsi="Times New Roman" w:cs="Times New Roman"/>
+          <w:sz w:val="20"/>
+          <w:szCs w:val="20"/>
+          <w:lang w:val="es-ES" w:eastAsia="es-ES"/>
+        </w:rPr>
+        <w:t>, con cédula de ciudadanía N°: 1718972597</w:t>
       </w:r>
       <w:r>
         <w:rPr>
@@ -687,7 +723,7 @@
         <w:autoSpaceDE w:val="0"/>
         <w:autoSpaceDN w:val="0"/>
         <w:spacing w:after="0" w:line="240" w:lineRule="auto"/>
-        <w:ind w:left="426" w:right="-2"/>
+        <w:ind w:left="708" w:right="-2" w:hanging="282"/>
         <w:jc w:val="both"/>
         <w:rPr>
           <w:rFonts w:ascii="Times New Roman" w:hAnsi="Times New Roman" w:cs="Times New Roman"/>
@@ -1154,7 +1190,29 @@
           <w:szCs w:val="20"/>
           <w:lang w:val="es-ES" w:eastAsia="es-ES"/>
         </w:rPr>
-        <w:t>DE LA INSTITUCIÓN:</w:t>
+        <w:t xml:space="preserve">DE LA </w:t>
+      </w:r>
+      <w:r>
+        <w:rPr>
+          <w:rFonts w:ascii="Times New Roman" w:eastAsia="Times New Roman" w:hAnsi="Times New Roman" w:cs="Times New Roman"/>
+          <w:b/>
+          <w:bCs/>
+          <w:sz w:val="20"/>
+          <w:szCs w:val="20"/>
+          <w:lang w:val="es-ES" w:eastAsia="es-ES"/>
+        </w:rPr>
+        <w:t>EMPRESA</w:t>
+      </w:r>
+      <w:r>
+        <w:rPr>
+          <w:rFonts w:ascii="Times New Roman" w:eastAsia="Times New Roman" w:hAnsi="Times New Roman" w:cs="Times New Roman"/>
+          <w:b/>
+          <w:bCs/>
+          <w:sz w:val="20"/>
+          <w:szCs w:val="20"/>
+          <w:lang w:val="es-ES" w:eastAsia="es-ES"/>
+        </w:rPr>
+        <w:t>:</w:t>
       </w:r>
     </w:p>
     <w:p>
@@ -1189,7 +1247,25 @@
           <w:szCs w:val="20"/>
           <w:lang w:val="es-ES" w:eastAsia="es-ES"/>
         </w:rPr>
-        <w:t>La Institución se compromete a:</w:t>
+        <w:t xml:space="preserve">La </w:t>
+      </w:r>
+      <w:r>
+        <w:rPr>
+          <w:rFonts w:ascii="Times New Roman" w:eastAsia="Times New Roman" w:hAnsi="Times New Roman" w:cs="Times New Roman"/>
+          <w:sz w:val="20"/>
+          <w:szCs w:val="20"/>
+          <w:lang w:val="es-ES" w:eastAsia="es-ES"/>
+        </w:rPr>
+        <w:t>Empresa</w:t>
+      </w:r>
+      <w:r>
+        <w:rPr>
+          <w:rFonts w:ascii="Times New Roman" w:eastAsia="Times New Roman" w:hAnsi="Times New Roman" w:cs="Times New Roman"/>
+          <w:sz w:val="20"/>
+          <w:szCs w:val="20"/>
+          <w:lang w:val="es-ES" w:eastAsia="es-ES"/>
+        </w:rPr>
+        <w:t xml:space="preserve"> se compromete a:</w:t>
       </w:r>
     </w:p>
     <w:p>
@@ -1227,7 +1303,27 @@
           <w:szCs w:val="20"/>
           <w:lang w:val="es-ES" w:eastAsia="es-ES"/>
         </w:rPr>
-        <w:t>Brindar las facilidades necesarias durante la ejecución de las Prácticas Preprofesionales asignadas al estudiante</w:t>
+        <w:t xml:space="preserve">Brindar las facilidades necesarias durante la ejecución de las Prácticas </w:t>
+      </w:r>
+      <w:proofErr w:type="spellStart"/>
+      <w:r>
+        <w:rPr>
+          <w:rFonts w:ascii="Times New Roman" w:eastAsia="Times New Roman" w:hAnsi="Times New Roman" w:cs="Times New Roman"/>
+          <w:sz w:val="20"/>
+          <w:szCs w:val="20"/>
+          <w:lang w:val="es-ES" w:eastAsia="es-ES"/>
+        </w:rPr>
+        <w:t>Preprofesionales</w:t>
+      </w:r>
+      <w:proofErr w:type="spellEnd"/>
+      <w:r>
+        <w:rPr>
+          <w:rFonts w:ascii="Times New Roman" w:eastAsia="Times New Roman" w:hAnsi="Times New Roman" w:cs="Times New Roman"/>
+          <w:sz w:val="20"/>
+          <w:szCs w:val="20"/>
+          <w:lang w:val="es-ES" w:eastAsia="es-ES"/>
+        </w:rPr>
+        <w:t xml:space="preserve"> asignadas al estudiante</w:t>
       </w:r>
       <w:r>
         <w:rPr>
@@ -1303,7 +1399,25 @@
           <w:szCs w:val="20"/>
           <w:lang w:val="es-ES" w:eastAsia="es-ES"/>
         </w:rPr>
-        <w:t>Designar un responsable de la Institución con quien el tutor académico de la Universidad coordinará el monitoreo y evaluación de las Prácticas.</w:t>
+        <w:t xml:space="preserve">Designar un responsable de la </w:t>
+      </w:r>
+      <w:r>
+        <w:rPr>
+          <w:rFonts w:ascii="Times New Roman" w:eastAsia="Times New Roman" w:hAnsi="Times New Roman" w:cs="Times New Roman"/>
+          <w:sz w:val="20"/>
+          <w:szCs w:val="20"/>
+          <w:lang w:val="es-ES" w:eastAsia="es-ES"/>
+        </w:rPr>
+        <w:t>Empresa</w:t>
+      </w:r>
+      <w:r>
+        <w:rPr>
+          <w:rFonts w:ascii="Times New Roman" w:eastAsia="Times New Roman" w:hAnsi="Times New Roman" w:cs="Times New Roman"/>
+          <w:sz w:val="20"/>
+          <w:szCs w:val="20"/>
+          <w:lang w:val="es-ES" w:eastAsia="es-ES"/>
+        </w:rPr>
+        <w:t xml:space="preserve"> con quien el tutor académico de la Universidad coordinará el monitoreo y evaluación de las Prácticas.</w:t>
       </w:r>
     </w:p>
     <w:p>
@@ -1401,7 +1515,25 @@
           <w:szCs w:val="20"/>
           <w:lang w:val="es-ES" w:eastAsia="es-ES"/>
         </w:rPr>
-        <w:t xml:space="preserve">Suscribir un convenio o contrato individual de pasantía con el fin de formalizar la relación entre el estudiante designado por la universidad y la institución receptora, en el cuál se deberá indicar la naturaleza de la relación que se mantendrá con el estudiante: </w:t>
+        <w:t xml:space="preserve">Suscribir un convenio o contrato individual de pasantía con el fin de formalizar la relación entre el estudiante designado por la universidad y la </w:t>
+      </w:r>
+      <w:r>
+        <w:rPr>
+          <w:rFonts w:ascii="Times New Roman" w:eastAsia="Times New Roman" w:hAnsi="Times New Roman" w:cs="Times New Roman"/>
+          <w:sz w:val="20"/>
+          <w:szCs w:val="20"/>
+          <w:lang w:val="es-ES" w:eastAsia="es-ES"/>
+        </w:rPr>
+        <w:t>empresa</w:t>
+      </w:r>
+      <w:r>
+        <w:rPr>
+          <w:rFonts w:ascii="Times New Roman" w:eastAsia="Times New Roman" w:hAnsi="Times New Roman" w:cs="Times New Roman"/>
+          <w:sz w:val="20"/>
+          <w:szCs w:val="20"/>
+          <w:lang w:val="es-ES" w:eastAsia="es-ES"/>
+        </w:rPr>
+        <w:t xml:space="preserve"> receptora, en el cuál se deberá indicar la naturaleza de la relación que se mantendrá con el estudiante: </w:t>
       </w:r>
     </w:p>
     <w:p>
@@ -1714,7 +1846,25 @@
           <w:szCs w:val="20"/>
           <w:lang w:val="es-ES" w:eastAsia="es-ES"/>
         </w:rPr>
-        <w:t>Merino Calderón Ednan Josué</w:t>
+        <w:t>Ednan Josué</w:t>
+      </w:r>
+      <w:r>
+        <w:rPr>
+          <w:rFonts w:ascii="Times New Roman" w:eastAsia="Times New Roman" w:hAnsi="Times New Roman" w:cs="Times New Roman"/>
+          <w:sz w:val="20"/>
+          <w:szCs w:val="20"/>
+          <w:lang w:val="es-ES" w:eastAsia="es-ES"/>
+        </w:rPr>
+        <w:t xml:space="preserve"> </w:t>
+      </w:r>
+      <w:r>
+        <w:rPr>
+          <w:rFonts w:ascii="Times New Roman" w:eastAsia="Times New Roman" w:hAnsi="Times New Roman" w:cs="Times New Roman"/>
+          <w:sz w:val="20"/>
+          <w:szCs w:val="20"/>
+          <w:lang w:val="es-ES" w:eastAsia="es-ES"/>
+        </w:rPr>
+        <w:t>Merino Calderón</w:t>
       </w:r>
       <w:r>
         <w:rPr>
@@ -1936,25 +2086,34 @@
           <w:szCs w:val="20"/>
           <w:lang w:val="es-ES" w:eastAsia="es-ES"/>
         </w:rPr>
-        <w:t>I</w:t>
-      </w:r>
-      <w:r>
-        <w:rPr>
-          <w:rFonts w:ascii="Times New Roman" w:eastAsia="Times New Roman" w:hAnsi="Times New Roman" w:cs="Times New Roman"/>
-          <w:sz w:val="20"/>
-          <w:szCs w:val="20"/>
-          <w:lang w:val="es-ES" w:eastAsia="es-ES"/>
-        </w:rPr>
-        <w:t>nstitución receptora</w:t>
-      </w:r>
-      <w:r>
-        <w:rPr>
-          <w:rFonts w:ascii="Times New Roman" w:eastAsia="Times New Roman" w:hAnsi="Times New Roman" w:cs="Times New Roman"/>
-          <w:sz w:val="20"/>
-          <w:szCs w:val="20"/>
-          <w:lang w:val="es-ES" w:eastAsia="es-ES"/>
-        </w:rPr>
-        <w:t>, la misma que contará con el visto bueno del responsable de la Institución</w:t>
+        <w:t>Empresa</w:t>
+      </w:r>
+      <w:r>
+        <w:rPr>
+          <w:rFonts w:ascii="Times New Roman" w:eastAsia="Times New Roman" w:hAnsi="Times New Roman" w:cs="Times New Roman"/>
+          <w:sz w:val="20"/>
+          <w:szCs w:val="20"/>
+          <w:lang w:val="es-ES" w:eastAsia="es-ES"/>
+        </w:rPr>
+        <w:t xml:space="preserve"> receptora</w:t>
+      </w:r>
+      <w:r>
+        <w:rPr>
+          <w:rFonts w:ascii="Times New Roman" w:eastAsia="Times New Roman" w:hAnsi="Times New Roman" w:cs="Times New Roman"/>
+          <w:sz w:val="20"/>
+          <w:szCs w:val="20"/>
+          <w:lang w:val="es-ES" w:eastAsia="es-ES"/>
+        </w:rPr>
+        <w:t xml:space="preserve">, la misma que contará con el visto bueno del responsable de la </w:t>
+      </w:r>
+      <w:r>
+        <w:rPr>
+          <w:rFonts w:ascii="Times New Roman" w:eastAsia="Times New Roman" w:hAnsi="Times New Roman" w:cs="Times New Roman"/>
+          <w:sz w:val="20"/>
+          <w:szCs w:val="20"/>
+          <w:lang w:val="es-ES" w:eastAsia="es-ES"/>
+        </w:rPr>
+        <w:t>Empresa</w:t>
       </w:r>
       <w:r>
         <w:rPr>
@@ -2048,16 +2207,16 @@
           <w:szCs w:val="20"/>
           <w:lang w:val="es-ES" w:eastAsia="es-ES"/>
         </w:rPr>
-        <w:t>I</w:t>
-      </w:r>
-      <w:r>
-        <w:rPr>
-          <w:rFonts w:ascii="Times New Roman" w:eastAsia="Times New Roman" w:hAnsi="Times New Roman" w:cs="Times New Roman"/>
-          <w:sz w:val="20"/>
-          <w:szCs w:val="20"/>
-          <w:lang w:val="es-ES" w:eastAsia="es-ES"/>
-        </w:rPr>
-        <w:t xml:space="preserve">nstitución monitorear </w:t>
+        <w:t>Empresa</w:t>
+      </w:r>
+      <w:r>
+        <w:rPr>
+          <w:rFonts w:ascii="Times New Roman" w:eastAsia="Times New Roman" w:hAnsi="Times New Roman" w:cs="Times New Roman"/>
+          <w:sz w:val="20"/>
+          <w:szCs w:val="20"/>
+          <w:lang w:val="es-ES" w:eastAsia="es-ES"/>
+        </w:rPr>
+        <w:t xml:space="preserve"> monitorear </w:t>
       </w:r>
       <w:r>
         <w:rPr>
@@ -2604,7 +2763,25 @@
           <w:szCs w:val="20"/>
           <w:lang w:val="es-ES"/>
         </w:rPr>
-        <w:t xml:space="preserve">Por decisión unilateral de la Institución, previo informe de la causa motivadora; </w:t>
+        <w:t xml:space="preserve">Por decisión unilateral de la </w:t>
+      </w:r>
+      <w:r>
+        <w:rPr>
+          <w:rFonts w:ascii="Times New Roman" w:eastAsia="Times New Roman" w:hAnsi="Times New Roman" w:cs="Times New Roman"/>
+          <w:sz w:val="20"/>
+          <w:szCs w:val="20"/>
+          <w:lang w:val="es-ES"/>
+        </w:rPr>
+        <w:t>Empresa</w:t>
+      </w:r>
+      <w:r>
+        <w:rPr>
+          <w:rFonts w:ascii="Times New Roman" w:eastAsia="Times New Roman" w:hAnsi="Times New Roman" w:cs="Times New Roman"/>
+          <w:sz w:val="20"/>
+          <w:szCs w:val="20"/>
+          <w:lang w:val="es-ES"/>
+        </w:rPr>
+        <w:t xml:space="preserve">, previo informe de la causa motivadora; </w:t>
       </w:r>
     </w:p>
     <w:p>
@@ -2678,7 +2855,7 @@
           <w:szCs w:val="20"/>
           <w:lang w:val="es-ES"/>
         </w:rPr>
-        <w:t xml:space="preserve">Institución, respecto </w:t>
+        <w:t>Empresa</w:t>
       </w:r>
       <w:r>
         <w:rPr>
@@ -2687,7 +2864,25 @@
           <w:szCs w:val="20"/>
           <w:lang w:val="es-ES"/>
         </w:rPr>
-        <w:t xml:space="preserve">de las cláusulas de la presente Carta de Compromiso  </w:t>
+        <w:t xml:space="preserve">, respecto </w:t>
+      </w:r>
+      <w:r>
+        <w:rPr>
+          <w:rFonts w:ascii="Times New Roman" w:eastAsia="Times New Roman" w:hAnsi="Times New Roman" w:cs="Times New Roman"/>
+          <w:sz w:val="20"/>
+          <w:szCs w:val="20"/>
+          <w:lang w:val="es-ES"/>
+        </w:rPr>
+        <w:t>de las cláusulas de l</w:t>
+      </w:r>
+      <w:r>
+        <w:rPr>
+          <w:rFonts w:ascii="Times New Roman" w:eastAsia="Times New Roman" w:hAnsi="Times New Roman" w:cs="Times New Roman"/>
+          <w:sz w:val="20"/>
+          <w:szCs w:val="20"/>
+          <w:lang w:val="es-ES"/>
+        </w:rPr>
+        <w:t xml:space="preserve">a presente Carta de Compromiso </w:t>
       </w:r>
       <w:r>
         <w:rPr>
@@ -2858,7 +3053,27 @@
           <w:szCs w:val="20"/>
           <w:lang w:val="es-ES" w:eastAsia="es-ES"/>
         </w:rPr>
-        <w:t xml:space="preserve">Los celebrantes se ratifican en todo el contenido de la presente “Carta de Compromiso para la realizaciones de prácticas preprofesionales” y para constancia firman en unidad de acto, </w:t>
+        <w:t xml:space="preserve">Los celebrantes se ratifican en todo el contenido de la presente “Carta de Compromiso para la realizaciones de prácticas </w:t>
+      </w:r>
+      <w:proofErr w:type="spellStart"/>
+      <w:r>
+        <w:rPr>
+          <w:rFonts w:ascii="Times New Roman" w:eastAsia="Times New Roman" w:hAnsi="Times New Roman" w:cs="Times New Roman"/>
+          <w:sz w:val="20"/>
+          <w:szCs w:val="20"/>
+          <w:lang w:val="es-ES" w:eastAsia="es-ES"/>
+        </w:rPr>
+        <w:t>preprofesionales</w:t>
+      </w:r>
+      <w:proofErr w:type="spellEnd"/>
+      <w:r>
+        <w:rPr>
+          <w:rFonts w:ascii="Times New Roman" w:eastAsia="Times New Roman" w:hAnsi="Times New Roman" w:cs="Times New Roman"/>
+          <w:sz w:val="20"/>
+          <w:szCs w:val="20"/>
+          <w:lang w:val="es-ES" w:eastAsia="es-ES"/>
+        </w:rPr>
+        <w:t xml:space="preserve">” y para constancia firman en unidad de acto, </w:t>
       </w:r>
       <w:r>
         <w:rPr>
@@ -2878,6 +3093,7 @@
         </w:rPr>
         <w:t xml:space="preserve"> ejemplares del mismo tenor y efecto, en la ciudad de </w:t>
       </w:r>
+      <w:proofErr w:type="spellStart"/>
       <w:r>
         <w:rPr>
           <w:rFonts w:ascii="Times New Roman" w:eastAsia="Times New Roman" w:hAnsi="Times New Roman" w:cs="Times New Roman"/>
@@ -2887,14 +3103,33 @@
         </w:rPr>
         <w:t>Sangolquí</w:t>
       </w:r>
-      <w:r>
-        <w:rPr>
-          <w:rFonts w:ascii="Times New Roman" w:eastAsia="Times New Roman" w:hAnsi="Times New Roman" w:cs="Times New Roman"/>
-          <w:sz w:val="20"/>
-          <w:szCs w:val="20"/>
-          <w:lang w:val="es-ES" w:eastAsia="es-ES"/>
-        </w:rPr>
-        <w:t xml:space="preserve"> a los …..… días del mes </w:t>
+      <w:proofErr w:type="spellEnd"/>
+      <w:r>
+        <w:rPr>
+          <w:rFonts w:ascii="Times New Roman" w:eastAsia="Times New Roman" w:hAnsi="Times New Roman" w:cs="Times New Roman"/>
+          <w:sz w:val="20"/>
+          <w:szCs w:val="20"/>
+          <w:lang w:val="es-ES" w:eastAsia="es-ES"/>
+        </w:rPr>
+        <w:t xml:space="preserve"> a los </w:t>
+      </w:r>
+      <w:r>
+        <w:rPr>
+          <w:rFonts w:ascii="Times New Roman" w:eastAsia="Times New Roman" w:hAnsi="Times New Roman" w:cs="Times New Roman"/>
+          <w:sz w:val="20"/>
+          <w:szCs w:val="20"/>
+          <w:lang w:val="es-ES" w:eastAsia="es-ES"/>
+        </w:rPr>
+        <w:t>veinte</w:t>
+      </w:r>
+      <w:r>
+        <w:rPr>
+          <w:rFonts w:ascii="Times New Roman" w:eastAsia="Times New Roman" w:hAnsi="Times New Roman" w:cs="Times New Roman"/>
+          <w:sz w:val="20"/>
+          <w:szCs w:val="20"/>
+          <w:lang w:val="es-ES" w:eastAsia="es-ES"/>
+        </w:rPr>
+        <w:t xml:space="preserve"> días del mes </w:t>
       </w:r>
       <w:r>
         <w:rPr>
@@ -2914,8 +3149,6 @@
         </w:rPr>
         <w:t xml:space="preserve"> Agosto</w:t>
       </w:r>
-      <w:bookmarkStart w:id="0" w:name="_GoBack"/>
-      <w:bookmarkEnd w:id="0"/>
       <w:r>
         <w:rPr>
           <w:rFonts w:ascii="Times New Roman" w:eastAsia="Times New Roman" w:hAnsi="Times New Roman" w:cs="Times New Roman"/>
@@ -2950,7 +3183,25 @@
           <w:szCs w:val="20"/>
           <w:lang w:val="es-ES" w:eastAsia="es-ES"/>
         </w:rPr>
-        <w:t xml:space="preserve">veinticinto, </w:t>
+        <w:t>veint</w:t>
+      </w:r>
+      <w:r>
+        <w:rPr>
+          <w:rFonts w:ascii="Times New Roman" w:eastAsia="Times New Roman" w:hAnsi="Times New Roman" w:cs="Times New Roman"/>
+          <w:sz w:val="20"/>
+          <w:szCs w:val="20"/>
+          <w:lang w:val="es-ES" w:eastAsia="es-ES"/>
+        </w:rPr>
+        <w:t>e y cinco</w:t>
+      </w:r>
+      <w:r>
+        <w:rPr>
+          <w:rFonts w:ascii="Times New Roman" w:eastAsia="Times New Roman" w:hAnsi="Times New Roman" w:cs="Times New Roman"/>
+          <w:sz w:val="20"/>
+          <w:szCs w:val="20"/>
+          <w:lang w:val="es-ES" w:eastAsia="es-ES"/>
+        </w:rPr>
+        <w:t xml:space="preserve">, </w:t>
       </w:r>
       <w:r>
         <w:rPr>
@@ -3096,14 +3347,25 @@
           <w:szCs w:val="20"/>
         </w:rPr>
       </w:pPr>
-      <w:r>
-        <w:rPr>
-          <w:rFonts w:ascii="Times New Roman" w:hAnsi="Times New Roman" w:cs="Times New Roman"/>
-          <w:b/>
-          <w:sz w:val="20"/>
-          <w:szCs w:val="20"/>
-        </w:rPr>
-        <w:t xml:space="preserve">las Fuerzas Armadas </w:t>
+      <w:bookmarkStart w:id="0" w:name="_GoBack"/>
+      <w:bookmarkEnd w:id="0"/>
+      <w:r>
+        <w:rPr>
+          <w:rFonts w:ascii="Times New Roman" w:hAnsi="Times New Roman" w:cs="Times New Roman"/>
+          <w:b/>
+          <w:sz w:val="20"/>
+          <w:szCs w:val="20"/>
+        </w:rPr>
+        <w:t>Las</w:t>
+      </w:r>
+      <w:r>
+        <w:rPr>
+          <w:rFonts w:ascii="Times New Roman" w:hAnsi="Times New Roman" w:cs="Times New Roman"/>
+          <w:b/>
+          <w:sz w:val="20"/>
+          <w:szCs w:val="20"/>
+        </w:rPr>
+        <w:t xml:space="preserve"> Fuerzas Armadas </w:t>
       </w:r>
       <w:r>
         <w:rPr>
@@ -3357,7 +3619,16 @@
           <w:szCs w:val="20"/>
           <w:lang w:val="es-ES" w:eastAsia="es-ES"/>
         </w:rPr>
-        <w:t xml:space="preserve">                         Mgtr. Fernando Sandino Jaramillo Cartagena</w:t>
+        <w:t xml:space="preserve">                     </w:t>
+      </w:r>
+      <w:r>
+        <w:rPr>
+          <w:rFonts w:ascii="Times New Roman" w:eastAsia="Times New Roman" w:hAnsi="Times New Roman" w:cs="Times New Roman"/>
+          <w:sz w:val="20"/>
+          <w:szCs w:val="20"/>
+          <w:lang w:val="es-ES" w:eastAsia="es-ES"/>
+        </w:rPr>
+        <w:t>Ing. Verónica Patricia Villacís Altamirano</w:t>
       </w:r>
     </w:p>
     <w:p>
@@ -3399,7 +3670,16 @@
           <w:szCs w:val="20"/>
           <w:lang w:val="es-ES" w:eastAsia="es-ES"/>
         </w:rPr>
-        <w:t xml:space="preserve">                                                              CC: </w:t>
+        <w:t xml:space="preserve">                                                          CC: </w:t>
+      </w:r>
+      <w:r>
+        <w:rPr>
+          <w:rFonts w:ascii="Times New Roman" w:eastAsia="Times New Roman" w:hAnsi="Times New Roman" w:cs="Times New Roman"/>
+          <w:sz w:val="20"/>
+          <w:szCs w:val="20"/>
+          <w:lang w:val="es-ES" w:eastAsia="es-ES"/>
+        </w:rPr>
+        <w:t>1713985289</w:t>
       </w:r>
     </w:p>
     <w:p>
@@ -3515,17 +3795,27 @@
           <w:szCs w:val="20"/>
           <w:lang w:val="es-ES" w:eastAsia="es-ES"/>
         </w:rPr>
-        <w:t xml:space="preserve">           </w:t>
-      </w:r>
-      <w:r>
-        <w:rPr>
-          <w:rFonts w:ascii="Times New Roman" w:eastAsia="Times New Roman" w:hAnsi="Times New Roman" w:cs="Times New Roman"/>
-          <w:b/>
-          <w:sz w:val="20"/>
-          <w:szCs w:val="20"/>
-          <w:lang w:val="es-ES" w:eastAsia="es-ES"/>
-        </w:rPr>
-        <w:t xml:space="preserve">Gerente de TI de </w:t>
+        <w:t xml:space="preserve">        </w:t>
+      </w:r>
+      <w:r>
+        <w:rPr>
+          <w:rFonts w:ascii="Times New Roman" w:eastAsia="Times New Roman" w:hAnsi="Times New Roman" w:cs="Times New Roman"/>
+          <w:b/>
+          <w:sz w:val="20"/>
+          <w:szCs w:val="20"/>
+          <w:lang w:val="es-ES" w:eastAsia="es-ES"/>
+        </w:rPr>
+        <w:t>Representante Legal</w:t>
+      </w:r>
+      <w:r>
+        <w:rPr>
+          <w:rFonts w:ascii="Times New Roman" w:eastAsia="Times New Roman" w:hAnsi="Times New Roman" w:cs="Times New Roman"/>
+          <w:b/>
+          <w:sz w:val="20"/>
+          <w:szCs w:val="20"/>
+          <w:lang w:val="es-ES" w:eastAsia="es-ES"/>
+        </w:rPr>
+        <w:t xml:space="preserve"> de </w:t>
       </w:r>
       <w:r>
         <w:rPr>
@@ -3558,7 +3848,52 @@
           <w:szCs w:val="20"/>
           <w:lang w:val="es-ES" w:eastAsia="es-ES"/>
         </w:rPr>
-        <w:t>S.A.S</w:t>
+        <w:t xml:space="preserve">        </w:t>
+      </w:r>
+      <w:r>
+        <w:rPr>
+          <w:rFonts w:ascii="Times New Roman" w:eastAsia="Times New Roman" w:hAnsi="Times New Roman" w:cs="Times New Roman"/>
+          <w:b/>
+          <w:bCs/>
+          <w:color w:val="FFFFFF" w:themeColor="background1"/>
+          <w:sz w:val="20"/>
+          <w:szCs w:val="20"/>
+          <w:lang w:val="es-ES" w:eastAsia="es-ES"/>
+        </w:rPr>
+        <w:t>.</w:t>
+      </w:r>
+      <w:r>
+        <w:rPr>
+          <w:rFonts w:ascii="Times New Roman" w:eastAsia="Times New Roman" w:hAnsi="Times New Roman" w:cs="Times New Roman"/>
+          <w:b/>
+          <w:bCs/>
+          <w:sz w:val="20"/>
+          <w:szCs w:val="20"/>
+          <w:lang w:val="es-ES" w:eastAsia="es-ES"/>
+        </w:rPr>
+        <w:t xml:space="preserve">                                                                                     S.</w:t>
+      </w:r>
+      <w:r>
+        <w:rPr>
+          <w:rFonts w:ascii="Times New Roman" w:eastAsia="Times New Roman" w:hAnsi="Times New Roman" w:cs="Times New Roman"/>
+          <w:b/>
+          <w:bCs/>
+          <w:sz w:val="20"/>
+          <w:szCs w:val="20"/>
+          <w:lang w:val="es-ES" w:eastAsia="es-ES"/>
+        </w:rPr>
+        <w:t>A.S</w:t>
+      </w:r>
+      <w:r>
+        <w:rPr>
+          <w:rFonts w:ascii="Times New Roman" w:eastAsia="Times New Roman" w:hAnsi="Times New Roman" w:cs="Times New Roman"/>
+          <w:b/>
+          <w:bCs/>
+          <w:sz w:val="20"/>
+          <w:szCs w:val="20"/>
+          <w:lang w:val="es-ES" w:eastAsia="es-ES"/>
+        </w:rPr>
+        <w:t xml:space="preserve"> </w:t>
       </w:r>
     </w:p>
     <w:p>

--- a/Practicas Preprofesionales/Editables/01MerinoCartaCompromiso.docx
+++ b/Practicas Preprofesionales/Editables/01MerinoCartaCompromiso.docx
@@ -1303,27 +1303,7 @@
           <w:szCs w:val="20"/>
           <w:lang w:val="es-ES" w:eastAsia="es-ES"/>
         </w:rPr>
-        <w:t xml:space="preserve">Brindar las facilidades necesarias durante la ejecución de las Prácticas </w:t>
-      </w:r>
-      <w:proofErr w:type="spellStart"/>
-      <w:r>
-        <w:rPr>
-          <w:rFonts w:ascii="Times New Roman" w:eastAsia="Times New Roman" w:hAnsi="Times New Roman" w:cs="Times New Roman"/>
-          <w:sz w:val="20"/>
-          <w:szCs w:val="20"/>
-          <w:lang w:val="es-ES" w:eastAsia="es-ES"/>
-        </w:rPr>
-        <w:t>Preprofesionales</w:t>
-      </w:r>
-      <w:proofErr w:type="spellEnd"/>
-      <w:r>
-        <w:rPr>
-          <w:rFonts w:ascii="Times New Roman" w:eastAsia="Times New Roman" w:hAnsi="Times New Roman" w:cs="Times New Roman"/>
-          <w:sz w:val="20"/>
-          <w:szCs w:val="20"/>
-          <w:lang w:val="es-ES" w:eastAsia="es-ES"/>
-        </w:rPr>
-        <w:t xml:space="preserve"> asignadas al estudiante</w:t>
+        <w:t>Brindar las facilidades necesarias durante la ejecución de las Prácticas Preprofesionales asignadas al estudiante</w:t>
       </w:r>
       <w:r>
         <w:rPr>
@@ -1855,16 +1835,7 @@
           <w:szCs w:val="20"/>
           <w:lang w:val="es-ES" w:eastAsia="es-ES"/>
         </w:rPr>
-        <w:t xml:space="preserve"> </w:t>
-      </w:r>
-      <w:r>
-        <w:rPr>
-          <w:rFonts w:ascii="Times New Roman" w:eastAsia="Times New Roman" w:hAnsi="Times New Roman" w:cs="Times New Roman"/>
-          <w:sz w:val="20"/>
-          <w:szCs w:val="20"/>
-          <w:lang w:val="es-ES" w:eastAsia="es-ES"/>
-        </w:rPr>
-        <w:t>Merino Calderón</w:t>
+        <w:t xml:space="preserve"> Merino Calderón</w:t>
       </w:r>
       <w:r>
         <w:rPr>
@@ -2460,7 +2431,31 @@
           <w:sz w:val="20"/>
           <w:szCs w:val="20"/>
         </w:rPr>
-        <w:t>01/09/2025</w:t>
+        <w:t>25</w:t>
+      </w:r>
+      <w:r>
+        <w:rPr>
+          <w:rFonts w:ascii="Times New Roman" w:hAnsi="Times New Roman" w:cs="Times New Roman"/>
+          <w:sz w:val="20"/>
+          <w:szCs w:val="20"/>
+        </w:rPr>
+        <w:t>/0</w:t>
+      </w:r>
+      <w:r>
+        <w:rPr>
+          <w:rFonts w:ascii="Times New Roman" w:hAnsi="Times New Roman" w:cs="Times New Roman"/>
+          <w:sz w:val="20"/>
+          <w:szCs w:val="20"/>
+        </w:rPr>
+        <w:t>8</w:t>
+      </w:r>
+      <w:r>
+        <w:rPr>
+          <w:rFonts w:ascii="Times New Roman" w:hAnsi="Times New Roman" w:cs="Times New Roman"/>
+          <w:sz w:val="20"/>
+          <w:szCs w:val="20"/>
+        </w:rPr>
+        <w:t>/2025</w:t>
       </w:r>
       <w:r>
         <w:rPr>
@@ -2484,7 +2479,17 @@
           <w:sz w:val="20"/>
           <w:szCs w:val="20"/>
         </w:rPr>
-        <w:t xml:space="preserve">24/10/2025 </w:t>
+        <w:t>24</w:t>
+      </w:r>
+      <w:bookmarkStart w:id="0" w:name="_GoBack"/>
+      <w:bookmarkEnd w:id="0"/>
+      <w:r>
+        <w:rPr>
+          <w:rFonts w:ascii="Times New Roman" w:hAnsi="Times New Roman" w:cs="Times New Roman"/>
+          <w:sz w:val="20"/>
+          <w:szCs w:val="20"/>
+        </w:rPr>
+        <w:t xml:space="preserve">/10/2025 </w:t>
       </w:r>
       <w:r>
         <w:rPr>
@@ -3053,27 +3058,7 @@
           <w:szCs w:val="20"/>
           <w:lang w:val="es-ES" w:eastAsia="es-ES"/>
         </w:rPr>
-        <w:t xml:space="preserve">Los celebrantes se ratifican en todo el contenido de la presente “Carta de Compromiso para la realizaciones de prácticas </w:t>
-      </w:r>
-      <w:proofErr w:type="spellStart"/>
-      <w:r>
-        <w:rPr>
-          <w:rFonts w:ascii="Times New Roman" w:eastAsia="Times New Roman" w:hAnsi="Times New Roman" w:cs="Times New Roman"/>
-          <w:sz w:val="20"/>
-          <w:szCs w:val="20"/>
-          <w:lang w:val="es-ES" w:eastAsia="es-ES"/>
-        </w:rPr>
-        <w:t>preprofesionales</w:t>
-      </w:r>
-      <w:proofErr w:type="spellEnd"/>
-      <w:r>
-        <w:rPr>
-          <w:rFonts w:ascii="Times New Roman" w:eastAsia="Times New Roman" w:hAnsi="Times New Roman" w:cs="Times New Roman"/>
-          <w:sz w:val="20"/>
-          <w:szCs w:val="20"/>
-          <w:lang w:val="es-ES" w:eastAsia="es-ES"/>
-        </w:rPr>
-        <w:t xml:space="preserve">” y para constancia firman en unidad de acto, </w:t>
+        <w:t xml:space="preserve">Los celebrantes se ratifican en todo el contenido de la presente “Carta de Compromiso para la realizaciones de prácticas preprofesionales” y para constancia firman en unidad de acto, </w:t>
       </w:r>
       <w:r>
         <w:rPr>
@@ -3093,7 +3078,6 @@
         </w:rPr>
         <w:t xml:space="preserve"> ejemplares del mismo tenor y efecto, en la ciudad de </w:t>
       </w:r>
-      <w:proofErr w:type="spellStart"/>
       <w:r>
         <w:rPr>
           <w:rFonts w:ascii="Times New Roman" w:eastAsia="Times New Roman" w:hAnsi="Times New Roman" w:cs="Times New Roman"/>
@@ -3103,7 +3087,6 @@
         </w:rPr>
         <w:t>Sangolquí</w:t>
       </w:r>
-      <w:proofErr w:type="spellEnd"/>
       <w:r>
         <w:rPr>
           <w:rFonts w:ascii="Times New Roman" w:eastAsia="Times New Roman" w:hAnsi="Times New Roman" w:cs="Times New Roman"/>
@@ -3347,8 +3330,6 @@
           <w:szCs w:val="20"/>
         </w:rPr>
       </w:pPr>
-      <w:bookmarkStart w:id="0" w:name="_GoBack"/>
-      <w:bookmarkEnd w:id="0"/>
       <w:r>
         <w:rPr>
           <w:rFonts w:ascii="Times New Roman" w:hAnsi="Times New Roman" w:cs="Times New Roman"/>
@@ -3999,7 +3980,7 @@
           <w:rPr>
             <w:noProof/>
           </w:rPr>
-          <w:t>2</w:t>
+          <w:t>1</w:t>
         </w:r>
         <w:r>
           <w:rPr>
